--- a/docs/07-fc-chief-engineer-pilot-manual.docx
+++ b/docs/07-fc-chief-engineer-pilot-manual.docx
@@ -120,43 +120,35 @@
           <w:color w:val="1F2D50"/>
           <w:sz w:val="32"/>
         </w:rPr>
-        <w:t>ฉบับล่าสุดตาม Codex Task 05 Web App Development Patch September</w:t>
+        <w:t>Version 07 — Latest Pilot Manual</w:t>
       </w:r>
     </w:p>
     <w:p>
+      <w:pPr>
+        <w:pStyle w:val="Heading2"/>
+      </w:pPr>
       <w:r>
         <w:rPr>
           <w:rFonts w:ascii="Arial" w:hAnsi="Arial" w:eastAsia="Arial" w:cs="Arial"/>
           <w:b/>
-          <w:sz w:val="22"/>
-        </w:rPr>
-        <w:t>วันที่จัดทำ:</w:t>
-      </w:r>
-      <w:r>
-        <w:rPr>
-          <w:rFonts w:ascii="Arial" w:hAnsi="Arial" w:eastAsia="Arial" w:cs="Arial"/>
-          <w:b w:val="0"/>
-          <w:sz w:val="22"/>
-        </w:rPr>
-        <w:t xml:space="preserve"> 14 กันยายน 2026</w:t>
+          <w:color w:val="1F2D50"/>
+          <w:sz w:val="32"/>
+        </w:rPr>
+        <w:t>อ้างอิงจาก repo/branch ปัจจุบัน และ audit วันที่ 14 กันยายน 2026</w:t>
       </w:r>
     </w:p>
     <w:p>
+      <w:pPr>
+        <w:pStyle w:val="Heading2"/>
+      </w:pPr>
       <w:r>
         <w:rPr>
           <w:rFonts w:ascii="Arial" w:hAnsi="Arial" w:eastAsia="Arial" w:cs="Arial"/>
           <w:b/>
-          <w:sz w:val="22"/>
-        </w:rPr>
-        <w:t>สถานะเอกสาร:</w:t>
-      </w:r>
-      <w:r>
-        <w:rPr>
-          <w:rFonts w:ascii="Arial" w:hAnsi="Arial" w:eastAsia="Arial" w:cs="Arial"/>
-          <w:b w:val="0"/>
-          <w:sz w:val="22"/>
-        </w:rPr>
-        <w:t xml:space="preserve"> ฉบับทดลองใช้งาน (Pilot) — สำหรับทีมภายในเท่านั้น</w:t>
+          <w:color w:val="1F2D50"/>
+          <w:sz w:val="32"/>
+        </w:rPr>
+        <w:t>หมายเหตุ: ไม่พบหลักฐาน Codex Task 05 Web App Development Patch September ใน repo</w:t>
       </w:r>
     </w:p>
     <w:p>
@@ -166,7 +158,7 @@
           <w:b/>
           <w:sz w:val="22"/>
         </w:rPr>
-        <w:t>อ้างอิงจาก commit ปัจจุบัน:</w:t>
+        <w:t>วันที่จัดทำ:</w:t>
       </w:r>
       <w:r>
         <w:rPr>
@@ -174,7 +166,77 @@
           <w:b w:val="0"/>
           <w:sz w:val="22"/>
         </w:rPr>
-        <w:t xml:space="preserve"> `9126224` (2026-06-17) และ commit เอกสารล่าสุด `455e8f9`</w:t>
+        <w:t xml:space="preserve"> 14 กันยายน 2026</w:t>
+      </w:r>
+    </w:p>
+    <w:p>
+      <w:r>
+        <w:rPr>
+          <w:rFonts w:ascii="Arial" w:hAnsi="Arial" w:eastAsia="Arial" w:cs="Arial"/>
+          <w:b/>
+          <w:sz w:val="22"/>
+        </w:rPr>
+        <w:t>สถานะเอกสาร:</w:t>
+      </w:r>
+      <w:r>
+        <w:rPr>
+          <w:rFonts w:ascii="Arial" w:hAnsi="Arial" w:eastAsia="Arial" w:cs="Arial"/>
+          <w:b w:val="0"/>
+          <w:sz w:val="22"/>
+        </w:rPr>
+        <w:t xml:space="preserve"> ฉบับทดลองใช้งาน (Pilot) — สำหรับทีมภายในเท่านั้น</w:t>
+      </w:r>
+    </w:p>
+    <w:p>
+      <w:r>
+        <w:rPr>
+          <w:rFonts w:ascii="Arial" w:hAnsi="Arial" w:eastAsia="Arial" w:cs="Arial"/>
+          <w:b/>
+          <w:sz w:val="22"/>
+        </w:rPr>
+        <w:t>Branch:</w:t>
+      </w:r>
+      <w:r>
+        <w:rPr>
+          <w:rFonts w:ascii="Arial" w:hAnsi="Arial" w:eastAsia="Arial" w:cs="Arial"/>
+          <w:b w:val="0"/>
+          <w:sz w:val="22"/>
+        </w:rPr>
+        <w:t xml:space="preserve"> `claude/marina-mms-setup-cgg7v4` — </w:t>
+      </w:r>
+      <w:r>
+        <w:rPr>
+          <w:rFonts w:ascii="Arial" w:hAnsi="Arial" w:eastAsia="Arial" w:cs="Arial"/>
+          <w:b/>
+          <w:sz w:val="22"/>
+        </w:rPr>
+        <w:t>HEAD ที่ audit:</w:t>
+      </w:r>
+      <w:r>
+        <w:rPr>
+          <w:rFonts w:ascii="Arial" w:hAnsi="Arial" w:eastAsia="Arial" w:cs="Arial"/>
+          <w:b w:val="0"/>
+          <w:sz w:val="22"/>
+        </w:rPr>
+        <w:t xml:space="preserve"> `1db7b61` (working tree clean ณ เวลา audit)</w:t>
+      </w:r>
+    </w:p>
+    <w:p>
+      <w:r>
+        <w:rPr>
+          <w:rFonts w:ascii="Arial" w:hAnsi="Arial" w:eastAsia="Arial" w:cs="Arial"/>
+          <w:b/>
+          <w:sz w:val="22"/>
+        </w:rPr>
+        <w:t>อ้างอิงจาก commit แอปพลิเคชันล่าสุด:</w:t>
+      </w:r>
+      <w:r>
+        <w:rPr>
+          <w:rFonts w:ascii="Arial" w:hAnsi="Arial" w:eastAsia="Arial" w:cs="Arial"/>
+          <w:b w:val="0"/>
+          <w:sz w:val="22"/>
+        </w:rPr>
+        <w:t xml:space="preserve"> `9126224` (2026-06-17) และ commit เอกสารก่อนหน้า `455e8f9`</w:t>
       </w:r>
     </w:p>
     <w:p>
@@ -757,7 +819,7 @@
           <w:color w:val="1F2D50"/>
           <w:sz w:val="28"/>
         </w:rPr>
-        <w:t>4. สรุปสิ่งที่เปลี่ยนใน Codex Task 05</w:t>
+        <w:t>4. Evidence / Documentation Gaps</w:t>
       </w:r>
     </w:p>
     <w:p>
@@ -767,7 +829,7 @@
           <w:b/>
           <w:sz w:val="22"/>
         </w:rPr>
-        <w:t>Codex Task 05 evidence not found / cannot verify.</w:t>
+        <w:t>Codex Task 05 evidence was not found — this is a documentation gap, not a software limitation.</w:t>
       </w:r>
     </w:p>
     <w:p>
@@ -777,46 +839,51 @@
           <w:b w:val="0"/>
           <w:sz w:val="22"/>
         </w:rPr>
-        <w:t>ไม่พบ commit, ไฟล์, หรือเอกสารใดที่ระบุชื่อ "Codex Task 05" หรือ "September patch" ในซอร์สโค้ดนี้ จึงไม่สามารถสรุปการเปลี่ยนแปลงเฉพาะของ "Task 05" ได้</w:t>
+        <w:t xml:space="preserve">การ audit ซ้ำ (filenames, file contents, `git log --all --grep`, branches, tags) ไม่พบ commit, ไฟล์, branch, tag หรือเอกสารใดที่ระบุชื่อ "Codex Task 05" หรือ "Web App Development Patch September" ในซอร์สโค้ดนี้เลยแม้แต่รายการเดียว คำว่า "Codex" ที่พบในโปรเจกต์ (`DEV_SCRIPTS.md`, `CLAUDE_HANDOFF.md`) หมายถึง </w:t>
+      </w:r>
+      <w:r>
+        <w:rPr>
+          <w:rFonts w:ascii="Arial" w:hAnsi="Arial" w:eastAsia="Arial" w:cs="Arial"/>
+          <w:b/>
+          <w:sz w:val="22"/>
+        </w:rPr>
+        <w:t>ชื่อของ AI agent อีกตัวหนึ่งในกระบวนการพัฒนาแบบ Claude ↔ Codex</w:t>
+      </w:r>
+      <w:r>
+        <w:rPr>
+          <w:rFonts w:ascii="Arial" w:hAnsi="Arial" w:eastAsia="Arial" w:cs="Arial"/>
+          <w:b w:val="0"/>
+          <w:sz w:val="22"/>
+        </w:rPr>
+        <w:t xml:space="preserve"> ไม่ใช่ชื่อ task/patch ที่มีหมายเลขกำกับ</w:t>
       </w:r>
     </w:p>
     <w:p>
       <w:r>
         <w:rPr>
           <w:rFonts w:ascii="Arial" w:hAnsi="Arial" w:eastAsia="Arial" w:cs="Arial"/>
+          <w:b/>
+          <w:sz w:val="22"/>
+        </w:rPr>
+        <w:t>เหตุผลที่จัดเป็นช่องว่างด้านเอกสาร (ไม่ใช่ข้อจำกัดของซอฟต์แวร์):</w:t>
+      </w:r>
+      <w:r>
+        <w:rPr>
+          <w:rFonts w:ascii="Arial" w:hAnsi="Arial" w:eastAsia="Arial" w:cs="Arial"/>
           <w:b w:val="0"/>
           <w:sz w:val="22"/>
         </w:rPr>
-        <w:t xml:space="preserve">สิ่งที่ยืนยันได้แทนคือ </w:t>
-      </w:r>
-      <w:r>
-        <w:rPr>
-          <w:rFonts w:ascii="Arial" w:hAnsi="Arial" w:eastAsia="Arial" w:cs="Arial"/>
-          <w:b/>
-          <w:sz w:val="22"/>
-        </w:rPr>
-        <w:t>ประวัติการพัฒนาล่าสุดของระบบ</w:t>
-      </w:r>
-      <w:r>
-        <w:rPr>
-          <w:rFonts w:ascii="Arial" w:hAnsi="Arial" w:eastAsia="Arial" w:cs="Arial"/>
-          <w:b w:val="0"/>
-          <w:sz w:val="22"/>
-        </w:rPr>
-        <w:t xml:space="preserve"> (จาก `git log`, `CLAUDE_HANDOFF.md`) ซึ่งครอบคลุมงานตั้งแต่วันที่ 2026-06-11 ถึง 2026-06-17:</w:t>
+        <w:t xml:space="preserve"> การไม่พบหลักฐาน "Codex Task 05" ไม่ได้แปลว่าแอปพลิเคชันขาดฟีเจอร์ใด ๆ — มันหมายความเพียงว่าไม่มีบันทึกที่สามารถตรวจสอบย้อนกลับไปยัง task/patch ที่ชื่อนี้ได้ ข้อจำกัดของซอฟต์แวร์จริง (เช่น ไม่มี unified booking wizard) ถูกแยกไว้ต่างหากใน §23</w:t>
       </w:r>
     </w:p>
     <w:p>
-      <w:pPr>
-        <w:pStyle w:val="ListBullet"/>
-      </w:pPr>
-      <w:r>
-        <w:rPr>
-          <w:rFonts w:ascii="Arial" w:hAnsi="Arial" w:eastAsia="Arial" w:cs="Arial"/>
-          <w:b w:val="0"/>
-          <w:sz w:val="22"/>
-        </w:rPr>
-        <w:t>AI Agent Control Center (6 agents พร้อมโหมด preview)</w:t>
+      <w:r>
+        <w:rPr>
+          <w:rFonts w:ascii="Arial" w:hAnsi="Arial" w:eastAsia="Arial" w:cs="Arial"/>
+          <w:b/>
+          <w:sz w:val="22"/>
+        </w:rPr>
+        <w:t>คู่มือฉบับนี้จึงจัดทำจากหลักฐานที่ตรวจสอบได้จริงเท่านั้น:</w:t>
       </w:r>
     </w:p>
     <w:p>
@@ -829,7 +896,7 @@
           <w:b w:val="0"/>
           <w:sz w:val="22"/>
         </w:rPr>
-        <w:t>ลายเซ็นดิจิทัลและประทับอัตโนมัติบนเอกสารทางการ</w:t>
+        <w:t>ซอร์สโค้ด repo/branch ปัจจุบัน (`claude/marina-mms-setup-cgg7v4`, HEAD `1db7b61` ณ วัน audit) — version 07 ของคู่มือฉบับนี้</w:t>
       </w:r>
     </w:p>
     <w:p>
@@ -842,7 +909,7 @@
           <w:b w:val="0"/>
           <w:sz w:val="22"/>
         </w:rPr>
-        <w:t>ระบบออกใบเสร็จที่จำกัดเฉพาะการชำระเงินสถานะ `CONFIRMED`</w:t>
+        <w:t>ผลการ audit วันที่ 14 กันยายน 2026 (ยืนยัน pwd, git toplevel, branch, git status, git log)</w:t>
       </w:r>
     </w:p>
     <w:p>
@@ -855,7 +922,23 @@
           <w:b w:val="0"/>
           <w:sz w:val="22"/>
         </w:rPr>
-        <w:t>โมดูล Contractors, Suppliers, Purchase Orders, Purchase Requests, Stock Movements, Timesheets, Audit Log</w:t>
+        <w:t xml:space="preserve">`CLAUDE.md` — </w:t>
+      </w:r>
+      <w:r>
+        <w:rPr>
+          <w:rFonts w:ascii="Arial" w:hAnsi="Arial" w:eastAsia="Arial" w:cs="Arial"/>
+          <w:b/>
+          <w:sz w:val="22"/>
+        </w:rPr>
+        <w:t>ไม่พบในซอร์สโค้ด</w:t>
+      </w:r>
+      <w:r>
+        <w:rPr>
+          <w:rFonts w:ascii="Arial" w:hAnsi="Arial" w:eastAsia="Arial" w:cs="Arial"/>
+          <w:b w:val="0"/>
+          <w:sz w:val="22"/>
+        </w:rPr>
+        <w:t xml:space="preserve"> (ค้นหาทั้ง root และทุก subdirectory)</w:t>
       </w:r>
     </w:p>
     <w:p>
@@ -868,20 +951,49 @@
           <w:b w:val="0"/>
           <w:sz w:val="22"/>
         </w:rPr>
-        <w:t>แท็บ Labor ในใบสั่งงาน (Work Order), UI สำหรับ Recurring Billing</w:t>
+        <w:t>ไฟล์แอปพลิเคชันจริง: `app/(dashboard)/</w:t>
+      </w:r>
+      <w:r>
+        <w:rPr>
+          <w:rFonts w:ascii="Arial" w:hAnsi="Arial" w:eastAsia="Arial" w:cs="Arial"/>
+          <w:b/>
+          <w:sz w:val="22"/>
+        </w:rPr>
+        <w:t>`, `app/api/</w:t>
+      </w:r>
+      <w:r>
+        <w:rPr>
+          <w:rFonts w:ascii="Arial" w:hAnsi="Arial" w:eastAsia="Arial" w:cs="Arial"/>
+          <w:b w:val="0"/>
+          <w:sz w:val="22"/>
+        </w:rPr>
+        <w:t>`, `prisma/schema.prisma`, `ai-agents/PRICING_RULES.md`, `ai-agents/TIDE_RULES.md`, `lib/speedboat-classification.ts`, `scripts/import-rate-card.sql`/`.json`, `CLAUDE_HANDOFF.md`, `DEV_SCRIPTS.md`</w:t>
       </w:r>
     </w:p>
     <w:p>
-      <w:pPr>
-        <w:pStyle w:val="ListBullet"/>
-      </w:pPr>
       <w:r>
         <w:rPr>
           <w:rFonts w:ascii="Arial" w:hAnsi="Arial" w:eastAsia="Arial" w:cs="Arial"/>
           <w:b w:val="0"/>
           <w:sz w:val="22"/>
         </w:rPr>
-        <w:t>การแปลงใบเสนอราคาเป็นใบสั่งงาน</w:t>
+        <w:t xml:space="preserve">จากหลักฐานเดียวกันนี้ ยังสามารถยืนยัน </w:t>
+      </w:r>
+      <w:r>
+        <w:rPr>
+          <w:rFonts w:ascii="Arial" w:hAnsi="Arial" w:eastAsia="Arial" w:cs="Arial"/>
+          <w:b/>
+          <w:sz w:val="22"/>
+        </w:rPr>
+        <w:t>ประวัติการพัฒนาล่าสุดของระบบ</w:t>
+      </w:r>
+      <w:r>
+        <w:rPr>
+          <w:rFonts w:ascii="Arial" w:hAnsi="Arial" w:eastAsia="Arial" w:cs="Arial"/>
+          <w:b w:val="0"/>
+          <w:sz w:val="22"/>
+        </w:rPr>
+        <w:t xml:space="preserve"> (จาก `git log`, `CLAUDE_HANDOFF.md`) ซึ่งครอบคลุมงานตั้งแต่วันที่ 2026-06-11 ถึง 2026-06-17:</w:t>
       </w:r>
     </w:p>
     <w:p>
@@ -894,7 +1006,7 @@
           <w:b w:val="0"/>
           <w:sz w:val="22"/>
         </w:rPr>
-        <w:t>รายงานการใช้พัสดุ (Inventory Usage Report)</w:t>
+        <w:t>AI Agent Control Center (6 agents พร้อมโหมด preview)</w:t>
       </w:r>
     </w:p>
     <w:p>
@@ -907,7 +1019,103 @@
           <w:b w:val="0"/>
           <w:sz w:val="22"/>
         </w:rPr>
+        <w:t>ลายเซ็นดิจิทัลและประทับอัตโนมัติบนเอกสารทางการ</w:t>
+      </w:r>
+    </w:p>
+    <w:p>
+      <w:pPr>
+        <w:pStyle w:val="ListBullet"/>
+      </w:pPr>
+      <w:r>
+        <w:rPr>
+          <w:rFonts w:ascii="Arial" w:hAnsi="Arial" w:eastAsia="Arial" w:cs="Arial"/>
+          <w:b w:val="0"/>
+          <w:sz w:val="22"/>
+        </w:rPr>
+        <w:t>ระบบออกใบเสร็จที่จำกัดเฉพาะการชำระเงินสถานะ `CONFIRMED`</w:t>
+      </w:r>
+    </w:p>
+    <w:p>
+      <w:pPr>
+        <w:pStyle w:val="ListBullet"/>
+      </w:pPr>
+      <w:r>
+        <w:rPr>
+          <w:rFonts w:ascii="Arial" w:hAnsi="Arial" w:eastAsia="Arial" w:cs="Arial"/>
+          <w:b w:val="0"/>
+          <w:sz w:val="22"/>
+        </w:rPr>
+        <w:t>โมดูล Contractors, Suppliers, Purchase Orders, Purchase Requests, Stock Movements, Timesheets, Audit Log</w:t>
+      </w:r>
+    </w:p>
+    <w:p>
+      <w:pPr>
+        <w:pStyle w:val="ListBullet"/>
+      </w:pPr>
+      <w:r>
+        <w:rPr>
+          <w:rFonts w:ascii="Arial" w:hAnsi="Arial" w:eastAsia="Arial" w:cs="Arial"/>
+          <w:b w:val="0"/>
+          <w:sz w:val="22"/>
+        </w:rPr>
+        <w:t>แท็บ Labor ในใบสั่งงาน (Work Order), UI สำหรับ Recurring Billing</w:t>
+      </w:r>
+    </w:p>
+    <w:p>
+      <w:pPr>
+        <w:pStyle w:val="ListBullet"/>
+      </w:pPr>
+      <w:r>
+        <w:rPr>
+          <w:rFonts w:ascii="Arial" w:hAnsi="Arial" w:eastAsia="Arial" w:cs="Arial"/>
+          <w:b w:val="0"/>
+          <w:sz w:val="22"/>
+        </w:rPr>
+        <w:t>การแปลงใบเสนอราคาเป็นใบสั่งงาน</w:t>
+      </w:r>
+    </w:p>
+    <w:p>
+      <w:pPr>
+        <w:pStyle w:val="ListBullet"/>
+      </w:pPr>
+      <w:r>
+        <w:rPr>
+          <w:rFonts w:ascii="Arial" w:hAnsi="Arial" w:eastAsia="Arial" w:cs="Arial"/>
+          <w:b w:val="0"/>
+          <w:sz w:val="22"/>
+        </w:rPr>
+        <w:t>รายงานการใช้พัสดุ (Inventory Usage Report)</w:t>
+      </w:r>
+    </w:p>
+    <w:p>
+      <w:pPr>
+        <w:pStyle w:val="ListBullet"/>
+      </w:pPr>
+      <w:r>
+        <w:rPr>
+          <w:rFonts w:ascii="Arial" w:hAnsi="Arial" w:eastAsia="Arial" w:cs="Arial"/>
+          <w:b w:val="0"/>
+          <w:sz w:val="22"/>
+        </w:rPr>
         <w:t>การแก้ไขสูตรคำนวณระดับน้ำ (tide calculation) และการบังคับ `force-dynamic` บน route คำนวณระดับน้ำ (commit ล่าสุด `9126224`)</w:t>
+      </w:r>
+    </w:p>
+    <w:p>
+      <w:r>
+        <w:rPr>
+          <w:rFonts w:ascii="Arial" w:hAnsi="Arial" w:eastAsia="Arial" w:cs="Arial"/>
+          <w:b/>
+          <w:sz w:val="22"/>
+        </w:rPr>
+        <w:t>ข้อเสนอแนะสำหรับอนาคต:</w:t>
+      </w:r>
+      <w:r>
+        <w:rPr>
+          <w:rFonts w:ascii="Arial" w:hAnsi="Arial" w:eastAsia="Arial" w:cs="Arial"/>
+          <w:b w:val="0"/>
+          <w:sz w:val="22"/>
+        </w:rPr>
+        <w:t xml:space="preserve"> patch/task รอบถัดไปควรบันทึกหมายเลข task, ชื่อ patch, วันที่, ชื่อ branch, commit hash และไฟล์ที่ได้รับผลกระทบไว้ในไฟล์ changelog รูปแบบเดียวกันอย่างสม่ำเสมอ เพื่อให้การตรวจสอบย้อนหลังทำได้โดยไม่ต้องอาศัยการค้นหาทั้ง repository แบบนี้อีก</w:t>
       </w:r>
     </w:p>
     <w:p>
@@ -3472,10 +3680,18 @@
       <w:r>
         <w:rPr>
           <w:rFonts w:ascii="Arial" w:hAnsi="Arial" w:eastAsia="Arial" w:cs="Arial"/>
+          <w:b/>
+          <w:sz w:val="22"/>
+        </w:rPr>
+        <w:t>ระบบยังไม่มี Unified New Booking Wizard แบบฟอร์มเดียว</w:t>
+      </w:r>
+      <w:r>
+        <w:rPr>
+          <w:rFonts w:ascii="Arial" w:hAnsi="Arial" w:eastAsia="Arial" w:cs="Arial"/>
           <w:b w:val="0"/>
           <w:sz w:val="22"/>
         </w:rPr>
-        <w:t xml:space="preserve">ระบบมี </w:t>
+        <w:t xml:space="preserve"> ที่ยืนยันแล้วจากการตรวจสอบโค้ดจริง มี </w:t>
       </w:r>
       <w:r>
         <w:rPr>
@@ -3491,7 +3707,290 @@
           <w:b w:val="0"/>
           <w:sz w:val="22"/>
         </w:rPr>
-        <w:t xml:space="preserve"> ตามวัตถุประสงค์ (ไม่มีตัวช่วยสร้าง "New Booking" แบบรวมศูนย์เดียว):</w:t>
+        <w:t xml:space="preserve"> ตามวัตถุประสงค์:</w:t>
+      </w:r>
+    </w:p>
+    <w:tbl>
+      <w:tblPr>
+        <w:tblStyle w:val="TableGrid"/>
+        <w:tblW w:type="auto" w:w="0"/>
+        <w:jc w:val="center"/>
+        <w:tblLook w:firstColumn="1" w:firstRow="1" w:lastColumn="0" w:lastRow="0" w:noHBand="0" w:noVBand="1" w:val="04A0"/>
+        <w:tblBorders>
+          <w:top w:val="single" w:sz="4" w:space="0" w:color="888888"/>
+          <w:left w:val="single" w:sz="4" w:space="0" w:color="888888"/>
+          <w:bottom w:val="single" w:sz="4" w:space="0" w:color="888888"/>
+          <w:right w:val="single" w:sz="4" w:space="0" w:color="888888"/>
+          <w:insideH w:val="single" w:sz="4" w:space="0" w:color="888888"/>
+          <w:insideV w:val="single" w:sz="4" w:space="0" w:color="888888"/>
+        </w:tblBorders>
+      </w:tblPr>
+      <w:tblGrid>
+        <w:gridCol w:w="2436"/>
+        <w:gridCol w:w="2436"/>
+        <w:gridCol w:w="2436"/>
+        <w:gridCol w:w="2436"/>
+      </w:tblGrid>
+      <w:tr>
+        <w:tc>
+          <w:tcPr>
+            <w:tcW w:type="dxa" w:w="2436"/>
+            <w:shd w:val="clear" w:color="auto" w:fill="1F2D50"/>
+          </w:tcPr>
+          <w:p>
+            <w:r>
+              <w:rPr>
+                <w:color w:val="FFFFFF"/>
+              </w:rPr>
+            </w:r>
+            <w:r>
+              <w:rPr>
+                <w:rFonts w:ascii="Arial" w:hAnsi="Arial" w:eastAsia="Arial" w:cs="Arial"/>
+                <w:b/>
+                <w:color w:val="FFFFFF"/>
+                <w:sz w:val="20"/>
+              </w:rPr>
+              <w:t>Flow</w:t>
+            </w:r>
+          </w:p>
+        </w:tc>
+        <w:tc>
+          <w:tcPr>
+            <w:tcW w:type="dxa" w:w="2436"/>
+            <w:shd w:val="clear" w:color="auto" w:fill="1F2D50"/>
+          </w:tcPr>
+          <w:p>
+            <w:r>
+              <w:rPr>
+                <w:color w:val="FFFFFF"/>
+              </w:rPr>
+            </w:r>
+            <w:r>
+              <w:rPr>
+                <w:rFonts w:ascii="Arial" w:hAnsi="Arial" w:eastAsia="Arial" w:cs="Arial"/>
+                <w:b/>
+                <w:color w:val="FFFFFF"/>
+                <w:sz w:val="20"/>
+              </w:rPr>
+              <w:t>เส้นทาง</w:t>
+            </w:r>
+          </w:p>
+        </w:tc>
+        <w:tc>
+          <w:tcPr>
+            <w:tcW w:type="dxa" w:w="2436"/>
+            <w:shd w:val="clear" w:color="auto" w:fill="1F2D50"/>
+          </w:tcPr>
+          <w:p>
+            <w:r>
+              <w:rPr>
+                <w:color w:val="FFFFFF"/>
+              </w:rPr>
+            </w:r>
+            <w:r>
+              <w:rPr>
+                <w:rFonts w:ascii="Arial" w:hAnsi="Arial" w:eastAsia="Arial" w:cs="Arial"/>
+                <w:b/>
+                <w:color w:val="FFFFFF"/>
+                <w:sz w:val="20"/>
+              </w:rPr>
+              <w:t>มี</w:t>
+            </w:r>
+          </w:p>
+        </w:tc>
+        <w:tc>
+          <w:tcPr>
+            <w:tcW w:type="dxa" w:w="2436"/>
+            <w:shd w:val="clear" w:color="auto" w:fill="1F2D50"/>
+          </w:tcPr>
+          <w:p>
+            <w:r>
+              <w:rPr>
+                <w:color w:val="FFFFFF"/>
+              </w:rPr>
+            </w:r>
+            <w:r>
+              <w:rPr>
+                <w:rFonts w:ascii="Arial" w:hAnsi="Arial" w:eastAsia="Arial" w:cs="Arial"/>
+                <w:b/>
+                <w:color w:val="FFFFFF"/>
+                <w:sz w:val="20"/>
+              </w:rPr>
+              <w:t>ไม่มี</w:t>
+            </w:r>
+          </w:p>
+        </w:tc>
+      </w:tr>
+      <w:tr>
+        <w:tc>
+          <w:tcPr>
+            <w:tcW w:type="dxa" w:w="2436"/>
+          </w:tcPr>
+          <w:p>
+            <w:r/>
+            <w:r>
+              <w:rPr>
+                <w:rFonts w:ascii="Arial" w:hAnsi="Arial" w:eastAsia="Arial" w:cs="Arial"/>
+                <w:b w:val="0"/>
+                <w:sz w:val="20"/>
+              </w:rPr>
+              <w:t>A. Ramp Booking</w:t>
+            </w:r>
+          </w:p>
+        </w:tc>
+        <w:tc>
+          <w:tcPr>
+            <w:tcW w:type="dxa" w:w="2436"/>
+          </w:tcPr>
+          <w:p>
+            <w:r/>
+            <w:r>
+              <w:rPr>
+                <w:rFonts w:ascii="Arial" w:hAnsi="Arial" w:eastAsia="Arial" w:cs="Arial"/>
+                <w:b w:val="0"/>
+                <w:sz w:val="20"/>
+              </w:rPr>
+              <w:t>`app/(dashboard)/ramp-bookings/new/page.tsx`</w:t>
+            </w:r>
+          </w:p>
+        </w:tc>
+        <w:tc>
+          <w:tcPr>
+            <w:tcW w:type="dxa" w:w="2436"/>
+          </w:tcPr>
+          <w:p>
+            <w:r/>
+            <w:r>
+              <w:rPr>
+                <w:rFonts w:ascii="Arial" w:hAnsi="Arial" w:eastAsia="Arial" w:cs="Arial"/>
+                <w:b w:val="0"/>
+                <w:sz w:val="20"/>
+              </w:rPr>
+              <w:t>operation type + tide workflow (คำนวณระดับน้ำแบบเรียลไทม์)</w:t>
+            </w:r>
+          </w:p>
+        </w:tc>
+        <w:tc>
+          <w:tcPr>
+            <w:tcW w:type="dxa" w:w="2436"/>
+          </w:tcPr>
+          <w:p>
+            <w:r/>
+            <w:r>
+              <w:rPr>
+                <w:rFonts w:ascii="Arial" w:hAnsi="Arial" w:eastAsia="Arial" w:cs="Arial"/>
+                <w:b/>
+                <w:sz w:val="20"/>
+              </w:rPr>
+              <w:t>ไม่มี</w:t>
+            </w:r>
+            <w:r>
+              <w:rPr>
+                <w:rFonts w:ascii="Arial" w:hAnsi="Arial" w:eastAsia="Arial" w:cs="Arial"/>
+                <w:b w:val="0"/>
+                <w:sz w:val="20"/>
+              </w:rPr>
+              <w:t xml:space="preserve"> service/price selection</w:t>
+            </w:r>
+          </w:p>
+        </w:tc>
+      </w:tr>
+      <w:tr>
+        <w:tc>
+          <w:tcPr>
+            <w:tcW w:type="dxa" w:w="2436"/>
+            <w:shd w:val="clear" w:color="auto" w:fill="EAEEF6"/>
+          </w:tcPr>
+          <w:p>
+            <w:r/>
+            <w:r>
+              <w:rPr>
+                <w:rFonts w:ascii="Arial" w:hAnsi="Arial" w:eastAsia="Arial" w:cs="Arial"/>
+                <w:b w:val="0"/>
+                <w:sz w:val="20"/>
+              </w:rPr>
+              <w:t>B. Quotation</w:t>
+            </w:r>
+          </w:p>
+        </w:tc>
+        <w:tc>
+          <w:tcPr>
+            <w:tcW w:type="dxa" w:w="2436"/>
+            <w:shd w:val="clear" w:color="auto" w:fill="EAEEF6"/>
+          </w:tcPr>
+          <w:p>
+            <w:r/>
+            <w:r>
+              <w:rPr>
+                <w:rFonts w:ascii="Arial" w:hAnsi="Arial" w:eastAsia="Arial" w:cs="Arial"/>
+                <w:b w:val="0"/>
+                <w:sz w:val="20"/>
+              </w:rPr>
+              <w:t>`app/(dashboard)/quotations/new/page.tsx`</w:t>
+            </w:r>
+          </w:p>
+        </w:tc>
+        <w:tc>
+          <w:tcPr>
+            <w:tcW w:type="dxa" w:w="2436"/>
+            <w:shd w:val="clear" w:color="auto" w:fill="EAEEF6"/>
+          </w:tcPr>
+          <w:p>
+            <w:r/>
+            <w:r>
+              <w:rPr>
+                <w:rFonts w:ascii="Arial" w:hAnsi="Arial" w:eastAsia="Arial" w:cs="Arial"/>
+                <w:b w:val="0"/>
+                <w:sz w:val="20"/>
+              </w:rPr>
+              <w:t>multi-service + price calculation workflow (VAT/ส่วนลด/เงินมัดจำ)</w:t>
+            </w:r>
+          </w:p>
+        </w:tc>
+        <w:tc>
+          <w:tcPr>
+            <w:tcW w:type="dxa" w:w="2436"/>
+            <w:shd w:val="clear" w:color="auto" w:fill="EAEEF6"/>
+          </w:tcPr>
+          <w:p>
+            <w:r/>
+            <w:r>
+              <w:rPr>
+                <w:rFonts w:ascii="Arial" w:hAnsi="Arial" w:eastAsia="Arial" w:cs="Arial"/>
+                <w:b/>
+                <w:sz w:val="20"/>
+              </w:rPr>
+              <w:t>ไม่มี</w:t>
+            </w:r>
+            <w:r>
+              <w:rPr>
+                <w:rFonts w:ascii="Arial" w:hAnsi="Arial" w:eastAsia="Arial" w:cs="Arial"/>
+                <w:b w:val="0"/>
+                <w:sz w:val="20"/>
+              </w:rPr>
+              <w:t xml:space="preserve"> tide workflow</w:t>
+            </w:r>
+          </w:p>
+        </w:tc>
+      </w:tr>
+    </w:tbl>
+    <w:p/>
+    <w:p>
+      <w:r>
+        <w:rPr>
+          <w:rFonts w:ascii="Arial" w:hAnsi="Arial" w:eastAsia="Arial" w:cs="Arial"/>
+          <w:b/>
+          <w:sz w:val="22"/>
+        </w:rPr>
+        <w:t>ทั้งสอง flow นี้ยังไม่ถูกเชื่อมต่อกันเป็น booking → quotation → invoice workflow เดียวที่สมบูรณ์</w:t>
+      </w:r>
+      <w:r>
+        <w:rPr>
+          <w:rFonts w:ascii="Arial" w:hAnsi="Arial" w:eastAsia="Arial" w:cs="Arial"/>
+          <w:b w:val="0"/>
+          <w:sz w:val="22"/>
+        </w:rPr>
+        <w:t xml:space="preserve"> — หน้า ramp-bookings/new ไม่เรียก API ของ quotations และหน้า quotations/new ก็ไม่เรียก API ของ ramp-bookings เลย (ยืนยันจากการอ่านโค้ดทั้งสองไฟล์โดยตรง ไม่พบการอ้างอิงข้ามกัน)</w:t>
       </w:r>
     </w:p>
     <w:p>
@@ -7020,7 +7519,7 @@
           <w:b w:val="0"/>
           <w:sz w:val="22"/>
         </w:rPr>
-        <w:t>ข้อจำกัดที่ยืนยันได้จากหลักฐานในซอร์สโค้ดปัจจุบัน:</w:t>
+        <w:t>ข้อจำกัดที่ยืนยันได้จากหลักฐานในซอร์สโค้ดปัจจุบันเท่านั้น (หมายเหตุ: ความไม่พบหลักฐาน "Codex Task 05" ถูกย้ายไปไว้ที่ §4 Evidence / Documentation Gaps แล้ว เนื่องจากเป็นช่องว่างด้านเอกสาร ไม่ใช่ข้อจำกัดของซอฟต์แวร์):</w:t>
       </w:r>
     </w:p>
     <w:p>
@@ -7033,7 +7532,7 @@
           <w:b/>
           <w:sz w:val="22"/>
         </w:rPr>
-        <w:t>ไม่มีฟอร์มการจองแบบรวมศูนย์เดียว</w:t>
+        <w:t>ไม่มี Unified New Booking Wizard</w:t>
       </w:r>
       <w:r>
         <w:rPr>
@@ -7041,7 +7540,7 @@
           <w:b w:val="0"/>
           <w:sz w:val="22"/>
         </w:rPr>
-        <w:t xml:space="preserve"> ที่รวม slot selection → vessel info → truck/lift → services → price summary → save/confirm ในหน้าเดียว (§11)</w:t>
+        <w:t xml:space="preserve"> — ระบบปัจจุบันมี flow การจองแท่นลากเรือ (ramp booking) และใบเสนอราคา (quotation) แยกจากกัน ยังไม่รวมเป็นฟอร์มเดียว (§11)</w:t>
       </w:r>
     </w:p>
     <w:p>
@@ -7054,7 +7553,7 @@
           <w:b/>
           <w:sz w:val="22"/>
         </w:rPr>
-        <w:t>ไม่มีการผูกหลายบริการเข้ากับ ramp booking โดยตรง</w:t>
+        <w:t>ramp-bookings POST ถูกล็อกด้วย `ENABLE_PRODUCTION_BOOKINGS`</w:t>
       </w:r>
       <w:r>
         <w:rPr>
@@ -7062,7 +7561,7 @@
           <w:b w:val="0"/>
           <w:sz w:val="22"/>
         </w:rPr>
-        <w:t xml:space="preserve"> — multi-service อยู่ในใบเสนอราคาเท่านั้น</w:t>
+        <w:t xml:space="preserve"> — หากไม่เปิดใช้งาน environment variable นี้ การสร้าง production booking จะถูกปฏิเสธแบบ fail-closed ด้วย HTTP 403 (ยืนยันจาก `app/api/db/ramp-bookings/route.ts`, `lib/safe-mode.ts`)</w:t>
       </w:r>
     </w:p>
     <w:p>
@@ -7075,7 +7574,7 @@
           <w:b/>
           <w:sz w:val="22"/>
         </w:rPr>
-        <w:t>รหัส GL ไม่ใช่ฟิลด์ schema ที่บังคับ</w:t>
+        <w:t>ข้อมูลการจองแท่นลากเรือถูกเก็บใน Supabase table ดิบ `mms_ramp_bookings`</w:t>
       </w:r>
       <w:r>
         <w:rPr>
@@ -7083,7 +7582,7 @@
           <w:b w:val="0"/>
           <w:sz w:val="22"/>
         </w:rPr>
-        <w:t xml:space="preserve"> — อยู่ในข้อความหมายเหตุเท่านั้น ไม่สามารถค้นหา/กรองตามรหัส GL ได้อัตโนมัติ</w:t>
+        <w:t xml:space="preserve"> — ยังไม่มี Prisma model สำหรับตารางนี้ (ยืนยันจาก `prisma/schema.prisma` ไม่มี model ที่เกี่ยวข้อง และ API route เรียก `supabase.from("mms_ramp_bookings")` โดยตรง)</w:t>
       </w:r>
     </w:p>
     <w:p>
@@ -7096,7 +7595,7 @@
           <w:b/>
           <w:sz w:val="22"/>
         </w:rPr>
-        <w:t>Recurring Billing</w:t>
+        <w:t>ใบเสนอราคาใช้ Prisma แต่การจองแท่นลากเรือใช้ raw Supabase access</w:t>
       </w:r>
       <w:r>
         <w:rPr>
@@ -7104,7 +7603,7 @@
           <w:b w:val="0"/>
           <w:sz w:val="22"/>
         </w:rPr>
-        <w:t xml:space="preserve"> มี UI/API แต่กลไกตั้งเวลาการเรียกเก็บเงินจริงยังไม่ได้รับการยืนยันครบถ้วน</w:t>
+        <w:t xml:space="preserve"> — หมายความว่า data layer ของระบบยังไม่เป็นหนึ่งเดียว (unified) ผู้พัฒนาที่ query ผ่าน Prisma client เพียงอย่างเดียวจะไม่เห็นข้อมูลการจองแท่นลากเรือ</w:t>
       </w:r>
     </w:p>
     <w:p>
@@ -7117,7 +7616,7 @@
           <w:b/>
           <w:sz w:val="22"/>
         </w:rPr>
-        <w:t>ไม่มีหลักฐานยืนยันการมีปุ่มสลับภาษาไทย/อังกฤษทั้งระบบ</w:t>
+        <w:t>`ramp-bookings/new` มีข้อมูล operation และ tide แต่ไม่มี service/price selection</w:t>
       </w:r>
       <w:r>
         <w:rPr>
@@ -7125,7 +7624,7 @@
           <w:b w:val="0"/>
           <w:sz w:val="22"/>
         </w:rPr>
-        <w:t xml:space="preserve"> — Unknown</w:t>
+        <w:t xml:space="preserve"> (§11)</w:t>
       </w:r>
     </w:p>
     <w:p>
@@ -7138,7 +7637,7 @@
           <w:b/>
           <w:sz w:val="22"/>
         </w:rPr>
-        <w:t>ไม่พบ "Codex Task 05" หรือ "September patch"</w:t>
+        <w:t>`quotations/new` มี multi-service และ price calculation แต่ไม่มี tide workflow</w:t>
       </w:r>
       <w:r>
         <w:rPr>
@@ -7146,7 +7645,70 @@
           <w:b w:val="0"/>
           <w:sz w:val="22"/>
         </w:rPr>
-        <w:t xml:space="preserve"> ในซอร์สโค้ดหรือประวัติ git เลย</w:t>
+        <w:t xml:space="preserve"> (§11)</w:t>
+      </w:r>
+    </w:p>
+    <w:p>
+      <w:pPr>
+        <w:pStyle w:val="ListBullet"/>
+      </w:pPr>
+      <w:r>
+        <w:rPr>
+          <w:rFonts w:ascii="Arial" w:hAnsi="Arial" w:eastAsia="Arial" w:cs="Arial"/>
+          <w:b/>
+          <w:sz w:val="22"/>
+        </w:rPr>
+        <w:t>รหัส GL ไม่ใช่ฟิลด์ schema ที่บังคับ</w:t>
+      </w:r>
+      <w:r>
+        <w:rPr>
+          <w:rFonts w:ascii="Arial" w:hAnsi="Arial" w:eastAsia="Arial" w:cs="Arial"/>
+          <w:b w:val="0"/>
+          <w:sz w:val="22"/>
+        </w:rPr>
+        <w:t xml:space="preserve"> — อยู่ในข้อความหมายเหตุเท่านั้น ไม่สามารถค้นหา/กรองตามรหัส GL ได้อัตโนมัติ</w:t>
+      </w:r>
+    </w:p>
+    <w:p>
+      <w:pPr>
+        <w:pStyle w:val="ListBullet"/>
+      </w:pPr>
+      <w:r>
+        <w:rPr>
+          <w:rFonts w:ascii="Arial" w:hAnsi="Arial" w:eastAsia="Arial" w:cs="Arial"/>
+          <w:b/>
+          <w:sz w:val="22"/>
+        </w:rPr>
+        <w:t>Recurring Billing</w:t>
+      </w:r>
+      <w:r>
+        <w:rPr>
+          <w:rFonts w:ascii="Arial" w:hAnsi="Arial" w:eastAsia="Arial" w:cs="Arial"/>
+          <w:b w:val="0"/>
+          <w:sz w:val="22"/>
+        </w:rPr>
+        <w:t xml:space="preserve"> มี UI/API แต่กลไกตั้งเวลาการเรียกเก็บเงินจริงยังไม่ได้รับการยืนยันครบถ้วน</w:t>
+      </w:r>
+    </w:p>
+    <w:p>
+      <w:pPr>
+        <w:pStyle w:val="ListBullet"/>
+      </w:pPr>
+      <w:r>
+        <w:rPr>
+          <w:rFonts w:ascii="Arial" w:hAnsi="Arial" w:eastAsia="Arial" w:cs="Arial"/>
+          <w:b/>
+          <w:sz w:val="22"/>
+        </w:rPr>
+        <w:t>ไม่มีหลักฐานยืนยันการมีปุ่มสลับภาษาไทย/อังกฤษทั้งระบบ</w:t>
+      </w:r>
+      <w:r>
+        <w:rPr>
+          <w:rFonts w:ascii="Arial" w:hAnsi="Arial" w:eastAsia="Arial" w:cs="Arial"/>
+          <w:b w:val="0"/>
+          <w:sz w:val="22"/>
+        </w:rPr>
+        <w:t xml:space="preserve"> — Unknown</w:t>
       </w:r>
     </w:p>
     <w:p>
@@ -7235,7 +7797,7 @@
           <w:b w:val="0"/>
           <w:sz w:val="22"/>
         </w:rPr>
-        <w:t>พิจารณาบันทึก "Codex Task 05" หรือ patch note รูปแบบเดียวกันในไฟล์ changelog ที่มีวันที่และหมายเลข task ชัดเจน เพื่อให้การตรวจสอบย้อนหลังทำได้ง่ายขึ้นในอนาคต</w:t>
+        <w:t>บันทึก patch/task รอบถัดไปในไฟล์ changelog รูปแบบเดียวกันเสมอ — ระบุหมายเลข task, ชื่อ patch, วันที่, ชื่อ branch, commit hash และไฟล์ที่ได้รับผลกระทบ เพื่อป้องกันปัญหาแบบ "Codex Task 05" ที่ตรวจสอบย้อนหลังไม่ได้ (ดู §4)</w:t>
       </w:r>
     </w:p>
     <w:p>
@@ -7249,6 +7811,19 @@
           <w:sz w:val="22"/>
         </w:rPr>
         <w:t>เพิ่มเอกสารอ้างอิงจำนวนช่องจอดสูงสุดต่อโซน (C/W/B/WB) ให้ชัดเจนในระดับ config หรือ schema</w:t>
+      </w:r>
+    </w:p>
+    <w:p>
+      <w:pPr>
+        <w:pStyle w:val="ListNumber"/>
+      </w:pPr>
+      <w:r>
+        <w:rPr>
+          <w:rFonts w:ascii="Arial" w:hAnsi="Arial" w:eastAsia="Arial" w:cs="Arial"/>
+          <w:b w:val="0"/>
+          <w:sz w:val="22"/>
+        </w:rPr>
+        <w:t>พิจารณาย้ายตาราง `mms_ramp_bookings` เข้าสู่ Prisma model เพื่อรวม data layer กับ quotations/invoices ให้เป็นหนึ่งเดียว และทำเอกสาร `ENABLE_PRODUCTION_BOOKINGS` ให้ชัดเจนสำหรับทีม deploy staging/production</w:t>
       </w:r>
     </w:p>
     <w:p>

--- a/docs/07-fc-chief-engineer-pilot-manual.docx
+++ b/docs/07-fc-chief-engineer-pilot-manual.docx
@@ -830,6 +830,45 @@
           <w:sz w:val="22"/>
         </w:rPr>
         <w:t>Codex Task 05 evidence was not found — this is a documentation gap, not a software limitation.</w:t>
+      </w:r>
+    </w:p>
+    <w:p>
+      <w:pPr>
+        <w:pStyle w:val="ListBullet"/>
+      </w:pPr>
+      <w:r>
+        <w:rPr>
+          <w:rFonts w:ascii="Arial" w:hAnsi="Arial" w:eastAsia="Arial" w:cs="Arial"/>
+          <w:b w:val="0"/>
+          <w:sz w:val="22"/>
+        </w:rPr>
+        <w:t>ไม่พบหลักฐาน "Codex Task 05 Web App Development Patch September" ใน filename, content grep, git log, branch หรือ tag</w:t>
+      </w:r>
+    </w:p>
+    <w:p>
+      <w:pPr>
+        <w:pStyle w:val="ListBullet"/>
+      </w:pPr>
+      <w:r>
+        <w:rPr>
+          <w:rFonts w:ascii="Arial" w:hAnsi="Arial" w:eastAsia="Arial" w:cs="Arial"/>
+          <w:b w:val="0"/>
+          <w:sz w:val="22"/>
+        </w:rPr>
+        <w:t>คู่มือฉบับนี้จึงอ้างอิงจาก version 07 current repo/codebase, CLAUDE.md (ไม่พบ), audit result, และไฟล์ app ปัจจุบัน</w:t>
+      </w:r>
+    </w:p>
+    <w:p>
+      <w:pPr>
+        <w:pStyle w:val="ListBullet"/>
+      </w:pPr>
+      <w:r>
+        <w:rPr>
+          <w:rFonts w:ascii="Arial" w:hAnsi="Arial" w:eastAsia="Arial" w:cs="Arial"/>
+          <w:b w:val="0"/>
+          <w:sz w:val="22"/>
+        </w:rPr>
+        <w:t>ในอนาคตควรบันทึก patch/task ทุกครั้งในไฟล์ changelog ที่มี task number, patch name, date, branch, commit hash และ affected files (ดู §24 ข้อ 6)</w:t>
       </w:r>
     </w:p>
     <w:p>
@@ -3677,21 +3716,81 @@
       </w:r>
     </w:p>
     <w:p>
+      <w:pPr>
+        <w:ind w:left="567"/>
+      </w:pPr>
+      <w:r>
+        <w:rPr>
+          <w:rFonts w:ascii="Arial" w:hAnsi="Arial" w:eastAsia="Arial" w:cs="Arial"/>
+          <w:b w:val="0"/>
+          <w:i/>
+          <w:sz w:val="22"/>
+        </w:rPr>
+        <w:t xml:space="preserve">ระบบปัจจุบันยังไม่มี Unified New Booking Wizard แบบหน้าจอเดียวที่รวม operation/tide + service/price เข้าด้วยกัน  </w:t>
+      </w:r>
       <w:r>
         <w:rPr>
           <w:rFonts w:ascii="Arial" w:hAnsi="Arial" w:eastAsia="Arial" w:cs="Arial"/>
           <w:b/>
-          <w:sz w:val="22"/>
-        </w:rPr>
-        <w:t>ระบบยังไม่มี Unified New Booking Wizard แบบฟอร์มเดียว</w:t>
+          <w:i/>
+          <w:sz w:val="22"/>
+        </w:rPr>
+        <w:t>Current verified flows:</w:t>
       </w:r>
       <w:r>
         <w:rPr>
           <w:rFonts w:ascii="Arial" w:hAnsi="Arial" w:eastAsia="Arial" w:cs="Arial"/>
           <w:b w:val="0"/>
-          <w:sz w:val="22"/>
-        </w:rPr>
-        <w:t xml:space="preserve"> ที่ยืนยันแล้วจากการตรวจสอบโค้ดจริง มี </w:t>
+          <w:i/>
+          <w:sz w:val="22"/>
+        </w:rPr>
+        <w:t xml:space="preserve"> - </w:t>
+      </w:r>
+      <w:r>
+        <w:rPr>
+          <w:rFonts w:ascii="Arial" w:hAnsi="Arial" w:eastAsia="Arial" w:cs="Arial"/>
+          <w:b/>
+          <w:i/>
+          <w:sz w:val="22"/>
+        </w:rPr>
+        <w:t>ramp-bookings/new:</w:t>
+      </w:r>
+      <w:r>
+        <w:rPr>
+          <w:rFonts w:ascii="Arial" w:hAnsi="Arial" w:eastAsia="Arial" w:cs="Arial"/>
+          <w:b w:val="0"/>
+          <w:i/>
+          <w:sz w:val="22"/>
+        </w:rPr>
+        <w:t xml:space="preserve"> ใช้สำหรับ operation และ tide workflow แต่ไม่มี service/price selection - </w:t>
+      </w:r>
+      <w:r>
+        <w:rPr>
+          <w:rFonts w:ascii="Arial" w:hAnsi="Arial" w:eastAsia="Arial" w:cs="Arial"/>
+          <w:b/>
+          <w:i/>
+          <w:sz w:val="22"/>
+        </w:rPr>
+        <w:t>quotations/new:</w:t>
+      </w:r>
+      <w:r>
+        <w:rPr>
+          <w:rFonts w:ascii="Arial" w:hAnsi="Arial" w:eastAsia="Arial" w:cs="Arial"/>
+          <w:b w:val="0"/>
+          <w:i/>
+          <w:sz w:val="22"/>
+        </w:rPr>
+        <w:t xml:space="preserve"> ใช้สำหรับ multi-service และ price calculation แต่ไม่มี tide workflow  ทั้งสอง flow ยังไม่เชื่อมกันเป็น booking-to-quotation-to-invoice workflow เดียว</w:t>
+      </w:r>
+    </w:p>
+    <w:p>
+      <w:r>
+        <w:rPr>
+          <w:rFonts w:ascii="Arial" w:hAnsi="Arial" w:eastAsia="Arial" w:cs="Arial"/>
+          <w:b w:val="0"/>
+          <w:sz w:val="22"/>
+        </w:rPr>
+        <w:t xml:space="preserve">รายละเอียดเพิ่มเติมที่ยืนยันแล้วจากการตรวจสอบโค้ดจริง มี </w:t>
       </w:r>
       <w:r>
         <w:rPr>
@@ -7742,10 +7841,18 @@
       <w:r>
         <w:rPr>
           <w:rFonts w:ascii="Arial" w:hAnsi="Arial" w:eastAsia="Arial" w:cs="Arial"/>
+          <w:b/>
+          <w:sz w:val="22"/>
+        </w:rPr>
+        <w:t>สร้าง Unified New Booking Wizard</w:t>
+      </w:r>
+      <w:r>
+        <w:rPr>
+          <w:rFonts w:ascii="Arial" w:hAnsi="Arial" w:eastAsia="Arial" w:cs="Arial"/>
           <w:b w:val="0"/>
           <w:sz w:val="22"/>
         </w:rPr>
-        <w:t>พิจารณาสร้างฟอร์มการจองแบบรวมศูนย์เดียว (Unified New Booking Wizard) ที่รวม vessel info, truck/lift selection, multi-service, price summary ตามที่ทีมปฏิบัติการต้องการ</w:t>
+        <w:t xml:space="preserve"> ที่เชื่อมขั้นตอนต่อไปนี้เข้าด้วยกันเป็นหน้าเดียว: vessel info → slot selection → tide check → truck/lift selection → multi-service selection → price summary → save/confirm</w:t>
       </w:r>
     </w:p>
     <w:p>
@@ -7755,10 +7862,18 @@
       <w:r>
         <w:rPr>
           <w:rFonts w:ascii="Arial" w:hAnsi="Arial" w:eastAsia="Arial" w:cs="Arial"/>
+          <w:b/>
+          <w:sz w:val="22"/>
+        </w:rPr>
+        <w:t>เชื่อมต่อ flow ระหว่าง ramp booking และ quotation</w:t>
+      </w:r>
+      <w:r>
+        <w:rPr>
+          <w:rFonts w:ascii="Arial" w:hAnsi="Arial" w:eastAsia="Arial" w:cs="Arial"/>
           <w:b w:val="0"/>
           <w:sz w:val="22"/>
         </w:rPr>
-        <w:t>เพิ่มฟิลด์ `gl_code` ที่เป็นโครงสร้างจริงใน `PricingMaster` model แทนการฝังในข้อความหมายเหตุ เพื่อให้ FC ค้นหา/ตรวจสอบได้อัตโนมัติ</w:t>
+        <w:t xml:space="preserve"> ให้เป็น operational workflow เดียวกัน (ปัจจุบันทั้งสอง flow แยกกันโดยสิ้นเชิง ไม่มีการอ้างอิงข้าม API — ดู §11, §23)</w:t>
       </w:r>
     </w:p>
     <w:p>
@@ -7768,10 +7883,18 @@
       <w:r>
         <w:rPr>
           <w:rFonts w:ascii="Arial" w:hAnsi="Arial" w:eastAsia="Arial" w:cs="Arial"/>
+          <w:b/>
+          <w:sz w:val="22"/>
+        </w:rPr>
+        <w:t>ตัดสินใจสถาปัตยกรรมข้อมูล:</w:t>
+      </w:r>
+      <w:r>
+        <w:rPr>
+          <w:rFonts w:ascii="Arial" w:hAnsi="Arial" w:eastAsia="Arial" w:cs="Arial"/>
           <w:b w:val="0"/>
           <w:sz w:val="22"/>
         </w:rPr>
-        <w:t>ยืนยันและบันทึกเป็นลายลักษณ์อักษรว่า speedboat haul-out เป็นราคาเหมาจ่ายหรือไม่ (ปัจจุบันไม่มีหลักฐาน) เพื่อป้องกันความสับสนในการออกใบเสนอราคา</w:t>
+        <w:t xml:space="preserve"> ควรย้าย ramp booking (`mms_ramp_bookings`) เข้าสู่ Prisma schema หรือคงไว้เป็น raw Supabase access ต่อไป — หากคงไว้ ต้องกำหนดขอบเขต repository/service ให้ชัดเจนเพื่อไม่ให้ data layer กระจัดกระจาย</w:t>
       </w:r>
     </w:p>
     <w:p>
@@ -7781,10 +7904,18 @@
       <w:r>
         <w:rPr>
           <w:rFonts w:ascii="Arial" w:hAnsi="Arial" w:eastAsia="Arial" w:cs="Arial"/>
+          <w:b/>
+          <w:sz w:val="22"/>
+        </w:rPr>
+        <w:t>เพิ่ม Prisma model สำหรับ `mms_ramp_bookings`</w:t>
+      </w:r>
+      <w:r>
+        <w:rPr>
+          <w:rFonts w:ascii="Arial" w:hAnsi="Arial" w:eastAsia="Arial" w:cs="Arial"/>
           <w:b w:val="0"/>
           <w:sz w:val="22"/>
         </w:rPr>
-        <w:t>ตรวจสอบและยืนยันกลไกการทำงานจริงของ Recurring Billing ให้ครบวงจร</w:t>
+        <w:t xml:space="preserve"> หากทีมยึดมาตรฐาน Prisma-first สำหรับทุกตาราง (สอดคล้องกับข้อ 3)</w:t>
       </w:r>
     </w:p>
     <w:p>
@@ -7794,10 +7925,18 @@
       <w:r>
         <w:rPr>
           <w:rFonts w:ascii="Arial" w:hAnsi="Arial" w:eastAsia="Arial" w:cs="Arial"/>
+          <w:b/>
+          <w:sz w:val="22"/>
+        </w:rPr>
+        <w:t>จัดทำเอกสาร `ENABLE_PRODUCTION_BOOKINGS` ให้ชัดเจน</w:t>
+      </w:r>
+      <w:r>
+        <w:rPr>
+          <w:rFonts w:ascii="Arial" w:hAnsi="Arial" w:eastAsia="Arial" w:cs="Arial"/>
           <w:b w:val="0"/>
           <w:sz w:val="22"/>
         </w:rPr>
-        <w:t>บันทึก patch/task รอบถัดไปในไฟล์ changelog รูปแบบเดียวกันเสมอ — ระบุหมายเลข task, ชื่อ patch, วันที่, ชื่อ branch, commit hash และไฟล์ที่ได้รับผลกระทบ เพื่อป้องกันปัญหาแบบ "Codex Task 05" ที่ตรวจสอบย้อนหลังไม่ได้ (ดู §4)</w:t>
+        <w:t xml:space="preserve"> ครอบคลุม: วัตถุประสงค์ของ flag, พฤติกรรมเริ่มต้น (default = ปิด/fail-closed), พฤติกรรมบน staging, พฤติกรรมบน production, และเหตุผลด้านความปลอดภัยที่ต้อง fail-closed แทนที่จะ fail-open</w:t>
       </w:r>
     </w:p>
     <w:p>
@@ -7807,10 +7946,18 @@
       <w:r>
         <w:rPr>
           <w:rFonts w:ascii="Arial" w:hAnsi="Arial" w:eastAsia="Arial" w:cs="Arial"/>
+          <w:b/>
+          <w:sz w:val="22"/>
+        </w:rPr>
+        <w:t>สร้างไฟล์ changelog ที่เป็นทางการสำหรับทุก patch ของ Codex/Claude ในอนาคต</w:t>
+      </w:r>
+      <w:r>
+        <w:rPr>
+          <w:rFonts w:ascii="Arial" w:hAnsi="Arial" w:eastAsia="Arial" w:cs="Arial"/>
           <w:b w:val="0"/>
           <w:sz w:val="22"/>
         </w:rPr>
-        <w:t>เพิ่มเอกสารอ้างอิงจำนวนช่องจอดสูงสุดต่อโซน (C/W/B/WB) ให้ชัดเจนในระดับ config หรือ schema</w:t>
+        <w:t xml:space="preserve"> โดยระบุ: หมายเลข task, วันที่, ชื่อ branch, commit hash, ไฟล์ที่เปลี่ยนแปลง, ผลกระทบต่อฟีเจอร์ (feature impact), และผลกระทบต่อข้อจำกัด (limitation impact) — เพื่อป้องกันปัญหาแบบ "Codex Task 05" ที่ตรวจสอบย้อนหลังไม่ได้ (ดู §4)</w:t>
       </w:r>
     </w:p>
     <w:p>
@@ -7823,7 +7970,46 @@
           <w:b w:val="0"/>
           <w:sz w:val="22"/>
         </w:rPr>
-        <w:t>พิจารณาย้ายตาราง `mms_ramp_bookings` เข้าสู่ Prisma model เพื่อรวม data layer กับ quotations/invoices ให้เป็นหนึ่งเดียว และทำเอกสาร `ENABLE_PRODUCTION_BOOKINGS` ให้ชัดเจนสำหรับทีม deploy staging/production</w:t>
+        <w:t>เพิ่มฟิลด์ `gl_code` ที่เป็นโครงสร้างจริงใน `PricingMaster` model แทนการฝังในข้อความหมายเหตุ เพื่อให้ FC ค้นหา/ตรวจสอบได้อัตโนมัติ</w:t>
+      </w:r>
+    </w:p>
+    <w:p>
+      <w:pPr>
+        <w:pStyle w:val="ListNumber"/>
+      </w:pPr>
+      <w:r>
+        <w:rPr>
+          <w:rFonts w:ascii="Arial" w:hAnsi="Arial" w:eastAsia="Arial" w:cs="Arial"/>
+          <w:b w:val="0"/>
+          <w:sz w:val="22"/>
+        </w:rPr>
+        <w:t>ยืนยันและบันทึกเป็นลายลักษณ์อักษรว่า speedboat haul-out เป็นราคาเหมาจ่ายหรือไม่ (ปัจจุบันไม่มีหลักฐาน) เพื่อป้องกันความสับสนในการออกใบเสนอราคา</w:t>
+      </w:r>
+    </w:p>
+    <w:p>
+      <w:pPr>
+        <w:pStyle w:val="ListNumber"/>
+      </w:pPr>
+      <w:r>
+        <w:rPr>
+          <w:rFonts w:ascii="Arial" w:hAnsi="Arial" w:eastAsia="Arial" w:cs="Arial"/>
+          <w:b w:val="0"/>
+          <w:sz w:val="22"/>
+        </w:rPr>
+        <w:t>ตรวจสอบและยืนยันกลไกการทำงานจริงของ Recurring Billing ให้ครบวงจร</w:t>
+      </w:r>
+    </w:p>
+    <w:p>
+      <w:pPr>
+        <w:pStyle w:val="ListNumber"/>
+      </w:pPr>
+      <w:r>
+        <w:rPr>
+          <w:rFonts w:ascii="Arial" w:hAnsi="Arial" w:eastAsia="Arial" w:cs="Arial"/>
+          <w:b w:val="0"/>
+          <w:sz w:val="22"/>
+        </w:rPr>
+        <w:t>เพิ่มเอกสารอ้างอิงจำนวนช่องจอดสูงสุดต่อโซน (C/W/B/WB) ให้ชัดเจนในระดับ config หรือ schema</w:t>
       </w:r>
     </w:p>
     <w:p>
